--- a/content/topic-04-daily-ritual/kepu-4.2-ritual-sense/copy.docx
+++ b/content/topic-04-daily-ritual/kepu-4.2-ritual-sense/copy.docx
@@ -16,7 +16,7 @@
         <w:pStyle w:val="MdParagraph"/>
       </w:pPr>
       <w:r>
-        <w:t xml:space="preserve">在忙碌的現代生活中，妳是否也曾覺得保養只是一種例行公事？每天重複的步驟，讓身心疲憊的妳難以從中獲得真正的放鬆與滋養。然而，內在肌膚的呵護，不應僅止於生理層面的清潔與滋潤，它更是一場與自我對話、重建身心連結的「悅己儀式」。</w:t>
+        <w:t>妳有沒有發現，保養這件事很容易變成睡前最後一項待辦清單？每天重複的步驟，讓已經疲憊的身心更難從中得到真正的放鬆。但內在肌膚的呵護，不該只停留在清潔與滋潤的生理層面——它可以是一場與自我對話、重建身心連結的「悅己儀式」。</w:t>
       </w:r>
     </w:p>
     <w:p>
